--- a/docs/学习进度与技术说明.docx
+++ b/docs/学习进度与技术说明.docx
@@ -311,7 +311,72 @@
           <w:b w:val="0"/>
           <w:sz w:val="20"/>
         </w:rPr>
-        <w:t>端口  |  Apache→8030，后端固定 8080，`start.bat`  |  已定</w:t>
+        <w:t>角色校验  |  `GET /student-home`（非 student 返 403）  |  已完成</w:t>
+      </w:r>
+    </w:p>
+    <w:p>
+      <w:pPr>
+        <w:spacing w:after="40" w:line="276" w:lineRule="auto"/>
+      </w:pPr>
+      <w:r>
+        <w:rPr>
+          <w:rFonts w:ascii="Microsoft YaHei" w:hAnsi="Microsoft YaHei" w:eastAsia="Microsoft YaHei"/>
+          <w:b w:val="0"/>
+          <w:sz w:val="20"/>
+        </w:rPr>
+        <w:t>前端存 token  |  Pinia `setLogin`/`logout` + localStorage  |  已完成</w:t>
+      </w:r>
+    </w:p>
+    <w:p>
+      <w:pPr>
+        <w:spacing w:after="40" w:line="276" w:lineRule="auto"/>
+      </w:pPr>
+      <w:r>
+        <w:rPr>
+          <w:rFonts w:ascii="Microsoft YaHei" w:hAnsi="Microsoft YaHei" w:eastAsia="Microsoft YaHei"/>
+          <w:b w:val="0"/>
+          <w:sz w:val="20"/>
+        </w:rPr>
+        <w:t>自动带 token  |  axios 拦截器加 `Authorization: Bearer`  |  已完成</w:t>
+      </w:r>
+    </w:p>
+    <w:p>
+      <w:pPr>
+        <w:spacing w:after="40" w:line="276" w:lineRule="auto"/>
+      </w:pPr>
+      <w:r>
+        <w:rPr>
+          <w:rFonts w:ascii="Microsoft YaHei" w:hAnsi="Microsoft YaHei" w:eastAsia="Microsoft YaHei"/>
+          <w:b w:val="0"/>
+          <w:sz w:val="20"/>
+        </w:rPr>
+        <w:t>路由守卫  |  无 token 拦 `/home`；Home 显示用户名 + 退出登录  |  已完成</w:t>
+      </w:r>
+    </w:p>
+    <w:p>
+      <w:pPr>
+        <w:spacing w:after="40" w:line="276" w:lineRule="auto"/>
+      </w:pPr>
+      <w:r>
+        <w:rPr>
+          <w:rFonts w:ascii="Microsoft YaHei" w:hAnsi="Microsoft YaHei" w:eastAsia="Microsoft YaHei"/>
+          <w:b w:val="0"/>
+          <w:sz w:val="20"/>
+        </w:rPr>
+        <w:t>Git  |  已 init + 署名 + `.gitignore` + 第一次 commit（9/19，`36a8086`）  |  已完成</w:t>
+      </w:r>
+    </w:p>
+    <w:p>
+      <w:pPr>
+        <w:spacing w:after="40" w:line="276" w:lineRule="auto"/>
+      </w:pPr>
+      <w:r>
+        <w:rPr>
+          <w:rFonts w:ascii="Microsoft YaHei" w:hAnsi="Microsoft YaHei" w:eastAsia="Microsoft YaHei"/>
+          <w:b w:val="0"/>
+          <w:sz w:val="20"/>
+        </w:rPr>
+        <w:t>端口  |  Apache→8030，后端固定 8080  |  已定</w:t>
       </w:r>
     </w:p>
     <w:p>
@@ -350,7 +415,7 @@
           <w:b w:val="0"/>
           <w:sz w:val="22"/>
         </w:rPr>
-        <w:t xml:space="preserve">角色校验（如仅 student 可访问某接口）—可选  </w:t>
+        <w:t xml:space="preserve">课程列表（T7） ← 当前最高优先级  </w:t>
       </w:r>
     </w:p>
     <w:p>
@@ -363,7 +428,7 @@
           <w:b w:val="0"/>
           <w:sz w:val="22"/>
         </w:rPr>
-        <w:t xml:space="preserve">前端登录页存 token（Pinia + localStorage）  </w:t>
+        <w:t xml:space="preserve">选课（T8）  </w:t>
       </w:r>
     </w:p>
     <w:p>
@@ -376,7 +441,7 @@
           <w:b w:val="0"/>
           <w:sz w:val="22"/>
         </w:rPr>
-        <w:t xml:space="preserve">选课链路  </w:t>
+        <w:t xml:space="preserve">可选：GitHub 建库 + `push`；分支 `master` → `main`  </w:t>
       </w:r>
     </w:p>
     <w:p>
@@ -389,7 +454,7 @@
           <w:b w:val="0"/>
           <w:sz w:val="22"/>
         </w:rPr>
-        <w:t>Git add/commit/push（最低线）</w:t>
+        <w:t>补 `backend\requirements.txt` 里的 `cryptography`；密码改密文；整理重复连库代码</w:t>
       </w:r>
     </w:p>
     <w:p>
@@ -493,7 +558,7 @@
           <w:b w:val="0"/>
           <w:sz w:val="20"/>
         </w:rPr>
-        <w:t>后端端口  |  8080  |  Apache 已改到 8030；用 `backend\start.bat` 启动</w:t>
+        <w:t>后端端口  |  8080  |  Apache 已改到 8030；`python -m uvicorn main:app --reload --port 8080` 启动</w:t>
       </w:r>
     </w:p>
     <w:p>
@@ -550,9 +615,9 @@
         <w:br/>
         <w:t>2. 需要查表时：Workbench 连 wampmysql64</w:t>
         <w:br/>
-        <w:t>3. 启动后端：双击 backend\start.bat（端口 8080）</w:t>
+        <w:t>3. 启动后端（无 start.bat，直接用命令）：</w:t>
         <w:br/>
-        <w:t xml:space="preserve">   或：python -m uvicorn main:app --reload --port 8080</w:t>
+        <w:t xml:space="preserve">   python -m uvicorn main:app --reload --port 8080</w:t>
         <w:br/>
         <w:t>4. 浏览器：</w:t>
         <w:br/>
@@ -1639,7 +1704,7 @@
           <w:b w:val="0"/>
           <w:sz w:val="22"/>
         </w:rPr>
-        <w:t>*最后更新：2026-08-08 凌晨，补课+前端启动；时间表以 Word 为准。*</w:t>
+        <w:t>*最后更新：2026-09-19，T6 第一次 commit 落地；进度表已按代码校正（旧版"前端登录没做/角色校验未做"已作废）。*</w:t>
       </w:r>
     </w:p>
     <w:sectPr>

--- a/docs/学习进度与技术说明.docx
+++ b/docs/学习进度与技术说明.docx
@@ -415,7 +415,7 @@
           <w:b w:val="0"/>
           <w:sz w:val="22"/>
         </w:rPr>
-        <w:t xml:space="preserve">课程列表（T7） ← 当前最高优先级  </w:t>
+        <w:t>课程列表（T7）← 当前最高优先级；已起步：course 表设计定稿（2026-09-20），下一步写建表 SQL 并执行</w:t>
       </w:r>
     </w:p>
     <w:p>
@@ -1704,7 +1704,7 @@
           <w:b w:val="0"/>
           <w:sz w:val="22"/>
         </w:rPr>
-        <w:t>*最后更新：2026-09-19，T6 第一次 commit 落地；进度表已按代码校正（旧版"前端登录没做/角色校验未做"已作废）。*</w:t>
+        <w:t>*最后更新：2026-09-20，T7 起步（course 表设计定稿）；T6 第一次 commit 已于 9/19 落地。*</w:t>
       </w:r>
     </w:p>
     <w:sectPr>

--- a/docs/学习进度与技术说明.docx
+++ b/docs/学习进度与技术说明.docx
@@ -415,7 +415,7 @@
           <w:b w:val="0"/>
           <w:sz w:val="22"/>
         </w:rPr>
-        <w:t>课程列表（T7）← 当前最高优先级；已起步：course 表设计定稿（2026-09-20），下一步写建表 SQL 并执行</w:t>
+        <w:t>课程列表（T7）← 当前最高优先级；进行中：course 表已建成（9/21），GET /courses 已写待调试，前端未做</w:t>
       </w:r>
     </w:p>
     <w:p>
@@ -1704,7 +1704,7 @@
           <w:b w:val="0"/>
           <w:sz w:val="22"/>
         </w:rPr>
-        <w:t>*最后更新：2026-09-20，T7 起步（course 表设计定稿）；T6 第一次 commit 已于 9/19 落地。*</w:t>
+        <w:t>*最后更新：2026-09-21，course 表建成 + 后端 GET /courses 已写（待调试）。*</w:t>
       </w:r>
     </w:p>
     <w:sectPr>

--- a/docs/学习进度与技术说明.docx
+++ b/docs/学习进度与技术说明.docx
@@ -415,7 +415,7 @@
           <w:b w:val="0"/>
           <w:sz w:val="22"/>
         </w:rPr>
-        <w:t>课程列表（T7）← 当前最高优先级；进行中：course 表已建成（9/21），GET /courses 已写待调试，前端未做</w:t>
+        <w:t>课程列表（T7）← 后端已完成（9/23）：course 表 + seed 数据 + GET /courses 接口全通；前端列表页未做</w:t>
       </w:r>
     </w:p>
     <w:p>
@@ -1704,7 +1704,7 @@
           <w:b w:val="0"/>
           <w:sz w:val="22"/>
         </w:rPr>
-        <w:t>*最后更新：2026-09-21，course 表建成 + 后端 GET /courses 已写（待调试）。*</w:t>
+        <w:t>*最后更新：2026-09-23，T7 后端收工（/courses 通 + seed.sql 规范化），前端待做。*</w:t>
       </w:r>
     </w:p>
     <w:sectPr>

--- a/docs/学习进度与技术说明.docx
+++ b/docs/学习进度与技术说明.docx
@@ -415,7 +415,7 @@
           <w:b w:val="0"/>
           <w:sz w:val="22"/>
         </w:rPr>
-        <w:t>课程列表（T7）← 后端已完成（9/23）：course 表 + seed 数据 + GET /courses 接口全通；前端列表页未做</w:t>
+        <w:t>课程列表（T7）← 已完成（2026-09-24）：数据库 + 后端接口 + 前端页面全通，浏览器可见 5 门课</w:t>
       </w:r>
     </w:p>
     <w:p>
@@ -1704,7 +1704,7 @@
           <w:b w:val="0"/>
           <w:sz w:val="22"/>
         </w:rPr>
-        <w:t>*最后更新：2026-09-23，T7 后端收工（/courses 通 + seed.sql 规范化），前端待做。*</w:t>
+        <w:t>*最后更新：2026-09-24，T7 课程列表完成（前后端全通）。*</w:t>
       </w:r>
     </w:p>
     <w:sectPr>

--- a/docs/学习进度与技术说明.docx
+++ b/docs/学习进度与技术说明.docx
@@ -415,7 +415,7 @@
           <w:b w:val="0"/>
           <w:sz w:val="22"/>
         </w:rPr>
-        <w:t>课程列表（T7）← 已完成（2026-09-24）：数据库 + 后端接口 + 前端页面全通，浏览器可见 5 门课</w:t>
+        <w:t>课程列表（T7）已完成；选课（T8）进行中：关系表 student_course 已建（9/25），下一步 JOIN 与接口</w:t>
       </w:r>
     </w:p>
     <w:p>
@@ -1704,7 +1704,7 @@
           <w:b w:val="0"/>
           <w:sz w:val="22"/>
         </w:rPr>
-        <w:t>*最后更新：2026-09-24，T7 课程列表完成（前后端全通）。*</w:t>
+        <w:t>*最后更新：2026-09-25，T8 关系表建成，下一步学 JOIN。*</w:t>
       </w:r>
     </w:p>
     <w:sectPr>
